--- a/TRS_Test_Script.docx
+++ b/TRS_Test_Script.docx
@@ -25,6 +25,278 @@
     <w:p>
       <w:pPr>
         <w:pStyle w:val="Heading1"/>
+      </w:pPr>
+      <w:r>
+        <w:t>UAT Access and Test Payment</w:t>
+      </w:r>
+    </w:p>
+    <w:tbl>
+      <w:tblPr>
+        <w:tblW w:w="9026" w:type="dxa"/>
+        <w:tblBorders>
+          <w:top w:val="single" w:sz="8" w:space="0" w:color="7F7F7F"/>
+          <w:left w:val="single" w:sz="8" w:space="0" w:color="7F7F7F"/>
+          <w:bottom w:val="single" w:sz="8" w:space="0" w:color="7F7F7F"/>
+          <w:right w:val="single" w:sz="8" w:space="0" w:color="7F7F7F"/>
+          <w:insideH w:val="single" w:sz="6" w:space="0" w:color="7F7F7F"/>
+          <w:insideV w:val="single" w:sz="6" w:space="0" w:color="7F7F7F"/>
+        </w:tblBorders>
+        <w:tblLayout w:type="fixed"/>
+        <w:tblLook w:val="04A0" w:firstRow="1" w:lastRow="0" w:firstColumn="1" w:lastColumn="0" w:noHBand="0" w:noVBand="1"/>
+      </w:tblPr>
+      <w:tblGrid>
+        <w:gridCol w:w="1691"/>
+        <w:gridCol w:w="7335"/>
+      </w:tblGrid>
+      <w:tr>
+        <w:tc>
+          <w:tcPr>
+            <w:tcW w:w="1691" w:type="dxa"/>
+            <w:tcMar>
+              <w:top w:w="80" w:type="dxa"/>
+              <w:left w:w="80" w:type="dxa"/>
+              <w:bottom w:w="80" w:type="dxa"/>
+              <w:right w:w="80" w:type="dxa"/>
+            </w:tcMar>
+          </w:tcPr>
+          <w:p>
+            <w:r>
+              <w:t>Environment</w:t>
+            </w:r>
+          </w:p>
+        </w:tc>
+        <w:tc>
+          <w:tcPr>
+            <w:tcW w:w="7335" w:type="dxa"/>
+            <w:tcMar>
+              <w:top w:w="80" w:type="dxa"/>
+              <w:left w:w="80" w:type="dxa"/>
+              <w:bottom w:w="80" w:type="dxa"/>
+              <w:right w:w="80" w:type="dxa"/>
+            </w:tcMar>
+          </w:tcPr>
+          <w:p>
+            <w:r>
+              <w:t>TRS UAT test site</w:t>
+            </w:r>
+          </w:p>
+        </w:tc>
+      </w:tr>
+      <w:tr>
+        <w:tc>
+          <w:tcPr>
+            <w:tcW w:w="1691" w:type="dxa"/>
+            <w:tcMar>
+              <w:top w:w="80" w:type="dxa"/>
+              <w:left w:w="80" w:type="dxa"/>
+              <w:bottom w:w="80" w:type="dxa"/>
+              <w:right w:w="80" w:type="dxa"/>
+            </w:tcMar>
+          </w:tcPr>
+          <w:p>
+            <w:r>
+              <w:t>Test site</w:t>
+            </w:r>
+          </w:p>
+        </w:tc>
+        <w:tc>
+          <w:tcPr>
+            <w:tcW w:w="7335" w:type="dxa"/>
+            <w:tcMar>
+              <w:top w:w="80" w:type="dxa"/>
+              <w:left w:w="80" w:type="dxa"/>
+              <w:bottom w:w="80" w:type="dxa"/>
+              <w:right w:w="80" w:type="dxa"/>
+            </w:tcMar>
+          </w:tcPr>
+          <w:p>
+            <w:hyperlink r:id="rId12">
+              <w:r>
+                <w:rPr>
+                  <w:color w:val="0563C1"/>
+                  <w:u w:val="single"/>
+                </w:rPr>
+                <w:t>https://uat-trs.wyseactive.com/</w:t>
+              </w:r>
+            </w:hyperlink>
+          </w:p>
+        </w:tc>
+      </w:tr>
+      <w:tr>
+        <w:tc>
+          <w:tcPr>
+            <w:tcW w:w="1691" w:type="dxa"/>
+            <w:tcMar>
+              <w:top w:w="80" w:type="dxa"/>
+              <w:left w:w="80" w:type="dxa"/>
+              <w:bottom w:w="80" w:type="dxa"/>
+              <w:right w:w="80" w:type="dxa"/>
+            </w:tcMar>
+          </w:tcPr>
+          <w:p>
+            <w:r>
+              <w:t>Test account 1</w:t>
+            </w:r>
+          </w:p>
+        </w:tc>
+        <w:tc>
+          <w:tcPr>
+            <w:tcW w:w="7335" w:type="dxa"/>
+            <w:tcMar>
+              <w:top w:w="80" w:type="dxa"/>
+              <w:left w:w="80" w:type="dxa"/>
+              <w:bottom w:w="80" w:type="dxa"/>
+              <w:right w:w="80" w:type="dxa"/>
+            </w:tcMar>
+          </w:tcPr>
+          <w:p>
+            <w:r>
+              <w:t>Jackie Lim - jackie.lim@wyseactive.com</w:t>
+            </w:r>
+          </w:p>
+        </w:tc>
+      </w:tr>
+      <w:tr>
+        <w:tc>
+          <w:tcPr>
+            <w:tcW w:w="1691" w:type="dxa"/>
+            <w:tcMar>
+              <w:top w:w="80" w:type="dxa"/>
+              <w:left w:w="80" w:type="dxa"/>
+              <w:bottom w:w="80" w:type="dxa"/>
+              <w:right w:w="80" w:type="dxa"/>
+            </w:tcMar>
+          </w:tcPr>
+          <w:p>
+            <w:r>
+              <w:t>Test account 2</w:t>
+            </w:r>
+          </w:p>
+        </w:tc>
+        <w:tc>
+          <w:tcPr>
+            <w:tcW w:w="7335" w:type="dxa"/>
+            <w:tcMar>
+              <w:top w:w="80" w:type="dxa"/>
+              <w:left w:w="80" w:type="dxa"/>
+              <w:bottom w:w="80" w:type="dxa"/>
+              <w:right w:w="80" w:type="dxa"/>
+            </w:tcMar>
+          </w:tcPr>
+          <w:p>
+            <w:r>
+              <w:t>Suraj - suraj@wyseactive.com</w:t>
+            </w:r>
+          </w:p>
+        </w:tc>
+      </w:tr>
+      <w:tr>
+        <w:tc>
+          <w:tcPr>
+            <w:tcW w:w="1691" w:type="dxa"/>
+            <w:tcMar>
+              <w:top w:w="80" w:type="dxa"/>
+              <w:left w:w="80" w:type="dxa"/>
+              <w:bottom w:w="80" w:type="dxa"/>
+              <w:right w:w="80" w:type="dxa"/>
+            </w:tcMar>
+          </w:tcPr>
+          <w:p>
+            <w:r>
+              <w:t>Password</w:t>
+            </w:r>
+          </w:p>
+        </w:tc>
+        <w:tc>
+          <w:tcPr>
+            <w:tcW w:w="7335" w:type="dxa"/>
+            <w:tcMar>
+              <w:top w:w="80" w:type="dxa"/>
+              <w:left w:w="80" w:type="dxa"/>
+              <w:bottom w:w="80" w:type="dxa"/>
+              <w:right w:w="80" w:type="dxa"/>
+            </w:tcMar>
+          </w:tcPr>
+          <w:p>
+            <w:r>
+              <w:t>12345678 (shared by both test accounts)</w:t>
+            </w:r>
+          </w:p>
+        </w:tc>
+      </w:tr>
+      <w:tr>
+        <w:tc>
+          <w:tcPr>
+            <w:tcW w:w="1691" w:type="dxa"/>
+            <w:tcMar>
+              <w:top w:w="80" w:type="dxa"/>
+              <w:left w:w="80" w:type="dxa"/>
+              <w:bottom w:w="80" w:type="dxa"/>
+              <w:right w:w="80" w:type="dxa"/>
+            </w:tcMar>
+          </w:tcPr>
+          <w:p>
+            <w:r>
+              <w:t>Stripe test payment</w:t>
+            </w:r>
+          </w:p>
+        </w:tc>
+        <w:tc>
+          <w:tcPr>
+            <w:tcW w:w="7335" w:type="dxa"/>
+            <w:tcMar>
+              <w:top w:w="80" w:type="dxa"/>
+              <w:left w:w="80" w:type="dxa"/>
+              <w:bottom w:w="80" w:type="dxa"/>
+              <w:right w:w="80" w:type="dxa"/>
+            </w:tcMar>
+          </w:tcPr>
+          <w:p>
+            <w:r>
+              <w:t>Visa test card: 4242 4242 4242 4242; expiry: any future date; CVC: any 3 digits</w:t>
+            </w:r>
+          </w:p>
+        </w:tc>
+      </w:tr>
+      <w:tr>
+        <w:tc>
+          <w:tcPr>
+            <w:tcW w:w="1691" w:type="dxa"/>
+            <w:tcMar>
+              <w:top w:w="80" w:type="dxa"/>
+              <w:left w:w="80" w:type="dxa"/>
+              <w:bottom w:w="80" w:type="dxa"/>
+              <w:right w:w="80" w:type="dxa"/>
+            </w:tcMar>
+          </w:tcPr>
+          <w:p>
+            <w:r>
+              <w:t>Important</w:t>
+            </w:r>
+          </w:p>
+        </w:tc>
+        <w:tc>
+          <w:tcPr>
+            <w:tcW w:w="7335" w:type="dxa"/>
+            <w:tcMar>
+              <w:top w:w="80" w:type="dxa"/>
+              <w:left w:w="80" w:type="dxa"/>
+              <w:bottom w:w="80" w:type="dxa"/>
+              <w:right w:w="80" w:type="dxa"/>
+            </w:tcMar>
+          </w:tcPr>
+          <w:p>
+            <w:r>
+              <w:t>Use these credentials and card details only on the UAT test site. Do not use real card details.</w:t>
+            </w:r>
+          </w:p>
+        </w:tc>
+      </w:tr>
+    </w:tbl>
+    <w:p>
+      <w:pPr>
+        <w:pStyle w:val="Heading1"/>
+        <w:pageBreakBefore/>
       </w:pPr>
       <w:r>
         <w:t>Sample Inputs</w:t>
@@ -8379,6 +8651,7 @@
     <w:p>
       <w:pPr>
         <w:pStyle w:val="Heading1"/>
+        <w:keepNext/>
       </w:pPr>
       <w:r>
         <w:t>Final Sign-Off</w:t>
@@ -8414,6 +8687,9 @@
             </w:tcMar>
           </w:tcPr>
           <w:p>
+            <w:pPr>
+              <w:keepNext/>
+            </w:pPr>
             <w:r>
               <w:t>Prepared By</w:t>
             </w:r>
@@ -8429,7 +8705,11 @@
               <w:right w:w="80" w:type="dxa"/>
             </w:tcMar>
           </w:tcPr>
-          <w:p/>
+          <w:p>
+            <w:pPr>
+              <w:keepNext/>
+            </w:pPr>
+          </w:p>
         </w:tc>
       </w:tr>
       <w:tr>
@@ -8444,6 +8724,9 @@
             </w:tcMar>
           </w:tcPr>
           <w:p>
+            <w:pPr>
+              <w:keepNext/>
+            </w:pPr>
             <w:r>
               <w:t>Tested By</w:t>
             </w:r>
@@ -8459,7 +8742,11 @@
               <w:right w:w="80" w:type="dxa"/>
             </w:tcMar>
           </w:tcPr>
-          <w:p/>
+          <w:p>
+            <w:pPr>
+              <w:keepNext/>
+            </w:pPr>
+          </w:p>
         </w:tc>
       </w:tr>
       <w:tr>
@@ -8474,6 +8761,9 @@
             </w:tcMar>
           </w:tcPr>
           <w:p>
+            <w:pPr>
+              <w:keepNext/>
+            </w:pPr>
             <w:r>
               <w:t>Remark</w:t>
             </w:r>
@@ -8489,7 +8779,11 @@
               <w:right w:w="80" w:type="dxa"/>
             </w:tcMar>
           </w:tcPr>
-          <w:p/>
+          <w:p>
+            <w:pPr>
+              <w:keepNext/>
+            </w:pPr>
+          </w:p>
         </w:tc>
       </w:tr>
       <w:tr>
